--- a/Tài liệu/SCI_SE_13.ProjectReflection.docx
+++ b/Tài liệu/SCI_SE_13.ProjectReflection.docx
@@ -1042,17 +1042,17 @@
               <w:jc w:val="center"/>
               <w:rPr>
                 <w:rFonts w:hint="default" w:ascii="Times New Roman" w:hAnsi="Times New Roman" w:eastAsia="Calibri" w:cs="Times New Roman"/>
-                <w:b w:val="0"/>
-                <w:bCs/>
-                <w:sz w:val="26"/>
-                <w:szCs w:val="26"/>
-              </w:rPr>
-            </w:pPr>
-            <w:r>
-              <w:rPr>
-                <w:rFonts w:hint="default" w:ascii="Times New Roman" w:hAnsi="Times New Roman" w:eastAsia="Calibri" w:cs="Times New Roman"/>
-                <w:b w:val="0"/>
-                <w:bCs/>
+                <w:b/>
+                <w:bCs w:val="0"/>
+                <w:sz w:val="26"/>
+                <w:szCs w:val="26"/>
+              </w:rPr>
+            </w:pPr>
+            <w:r>
+              <w:rPr>
+                <w:rFonts w:hint="default" w:ascii="Times New Roman" w:hAnsi="Times New Roman" w:eastAsia="Calibri" w:cs="Times New Roman"/>
+                <w:b/>
+                <w:bCs w:val="0"/>
                 <w:sz w:val="26"/>
                 <w:szCs w:val="26"/>
               </w:rPr>
@@ -1108,17 +1108,17 @@
               <w:jc w:val="center"/>
               <w:rPr>
                 <w:rFonts w:hint="default" w:ascii="Times New Roman" w:hAnsi="Times New Roman" w:eastAsia="Calibri" w:cs="Times New Roman"/>
-                <w:b w:val="0"/>
-                <w:bCs/>
-                <w:sz w:val="26"/>
-                <w:szCs w:val="26"/>
-              </w:rPr>
-            </w:pPr>
-            <w:r>
-              <w:rPr>
-                <w:rFonts w:hint="default" w:ascii="Times New Roman" w:hAnsi="Times New Roman" w:eastAsia="Calibri" w:cs="Times New Roman"/>
-                <w:b w:val="0"/>
-                <w:bCs/>
+                <w:b/>
+                <w:bCs w:val="0"/>
+                <w:sz w:val="26"/>
+                <w:szCs w:val="26"/>
+              </w:rPr>
+            </w:pPr>
+            <w:r>
+              <w:rPr>
+                <w:rFonts w:hint="default" w:ascii="Times New Roman" w:hAnsi="Times New Roman" w:eastAsia="Calibri" w:cs="Times New Roman"/>
+                <w:b/>
+                <w:bCs w:val="0"/>
                 <w:sz w:val="26"/>
                 <w:szCs w:val="26"/>
               </w:rPr>
@@ -1148,7 +1148,7 @@
             <w:r>
               <w:rPr>
                 <w:rFonts w:hint="default" w:ascii="Times New Roman" w:hAnsi="Times New Roman" w:eastAsia="Times New Roman" w:cs="Times New Roman"/>
-                <w:b w:val="0"/>
+                <w:b/>
                 <w:bCs/>
                 <w:sz w:val="26"/>
                 <w:szCs w:val="26"/>
@@ -1157,40 +1157,40 @@
             </w:r>
             <w:r>
               <w:rPr>
+                <w:rFonts w:hint="default" w:eastAsia="Times New Roman" w:cs="Times New Roman"/>
+                <w:b/>
+                <w:bCs/>
+                <w:sz w:val="26"/>
+                <w:szCs w:val="26"/>
+                <w:lang w:val="vi-VN"/>
+              </w:rPr>
+              <w:t xml:space="preserve"> - N</w:t>
+            </w:r>
+            <w:r>
+              <w:rPr>
                 <w:rFonts w:hint="default" w:ascii="Times New Roman" w:hAnsi="Times New Roman" w:eastAsia="Times New Roman" w:cs="Times New Roman"/>
-                <w:b w:val="0"/>
+                <w:b/>
+                <w:bCs/>
+                <w:sz w:val="26"/>
+                <w:szCs w:val="26"/>
+              </w:rPr>
+              <w:t>ền tảng quản l</w:t>
+            </w:r>
+            <w:r>
+              <w:rPr>
+                <w:rFonts w:hint="default" w:ascii="Times New Roman" w:hAnsi="Times New Roman" w:eastAsia="Times New Roman" w:cs="Times New Roman"/>
+                <w:b/>
                 <w:bCs/>
                 <w:sz w:val="26"/>
                 <w:szCs w:val="26"/>
                 <w:lang w:val="vi-VN"/>
               </w:rPr>
-              <w:t xml:space="preserve"> - N</w:t>
+              <w:t>ý</w:t>
             </w:r>
             <w:r>
               <w:rPr>
                 <w:rFonts w:hint="default" w:ascii="Times New Roman" w:hAnsi="Times New Roman" w:eastAsia="Times New Roman" w:cs="Times New Roman"/>
-                <w:b w:val="0"/>
-                <w:bCs/>
-                <w:sz w:val="26"/>
-                <w:szCs w:val="26"/>
-              </w:rPr>
-              <w:t>ền tảng quản l</w:t>
-            </w:r>
-            <w:r>
-              <w:rPr>
-                <w:rFonts w:hint="default" w:ascii="Times New Roman" w:hAnsi="Times New Roman" w:eastAsia="Times New Roman" w:cs="Times New Roman"/>
-                <w:b w:val="0"/>
-                <w:bCs/>
-                <w:sz w:val="26"/>
-                <w:szCs w:val="26"/>
-                <w:lang w:val="vi-VN"/>
-              </w:rPr>
-              <w:t>ý</w:t>
-            </w:r>
-            <w:r>
-              <w:rPr>
-                <w:rFonts w:hint="default" w:ascii="Times New Roman" w:hAnsi="Times New Roman" w:eastAsia="Times New Roman" w:cs="Times New Roman"/>
-                <w:b w:val="0"/>
+                <w:b/>
                 <w:bCs/>
                 <w:sz w:val="26"/>
                 <w:szCs w:val="26"/>
@@ -1228,17 +1228,17 @@
               <w:jc w:val="center"/>
               <w:rPr>
                 <w:rFonts w:hint="default" w:ascii="Times New Roman" w:hAnsi="Times New Roman" w:eastAsia="Calibri" w:cs="Times New Roman"/>
-                <w:b w:val="0"/>
-                <w:bCs/>
-                <w:sz w:val="26"/>
-                <w:szCs w:val="26"/>
-              </w:rPr>
-            </w:pPr>
-            <w:r>
-              <w:rPr>
-                <w:rFonts w:hint="default" w:ascii="Times New Roman" w:hAnsi="Times New Roman" w:eastAsia="Calibri" w:cs="Times New Roman"/>
-                <w:b w:val="0"/>
-                <w:bCs/>
+                <w:b/>
+                <w:bCs w:val="0"/>
+                <w:sz w:val="26"/>
+                <w:szCs w:val="26"/>
+              </w:rPr>
+            </w:pPr>
+            <w:r>
+              <w:rPr>
+                <w:rFonts w:hint="default" w:ascii="Times New Roman" w:hAnsi="Times New Roman" w:eastAsia="Calibri" w:cs="Times New Roman"/>
+                <w:b/>
+                <w:bCs w:val="0"/>
                 <w:sz w:val="26"/>
                 <w:szCs w:val="26"/>
               </w:rPr>
@@ -1362,17 +1362,17 @@
               <w:jc w:val="center"/>
               <w:rPr>
                 <w:rFonts w:hint="default" w:ascii="Times New Roman" w:hAnsi="Times New Roman" w:eastAsia="Calibri" w:cs="Times New Roman"/>
-                <w:b w:val="0"/>
-                <w:bCs/>
-                <w:sz w:val="26"/>
-                <w:szCs w:val="26"/>
-              </w:rPr>
-            </w:pPr>
-            <w:r>
-              <w:rPr>
-                <w:rFonts w:hint="default" w:ascii="Times New Roman" w:hAnsi="Times New Roman" w:eastAsia="Calibri" w:cs="Times New Roman"/>
-                <w:b w:val="0"/>
-                <w:bCs/>
+                <w:b/>
+                <w:bCs w:val="0"/>
+                <w:sz w:val="26"/>
+                <w:szCs w:val="26"/>
+              </w:rPr>
+            </w:pPr>
+            <w:r>
+              <w:rPr>
+                <w:rFonts w:hint="default" w:ascii="Times New Roman" w:hAnsi="Times New Roman" w:eastAsia="Calibri" w:cs="Times New Roman"/>
+                <w:b/>
+                <w:bCs w:val="0"/>
                 <w:sz w:val="26"/>
                 <w:szCs w:val="26"/>
               </w:rPr>
@@ -1438,17 +1438,17 @@
               <w:jc w:val="center"/>
               <w:rPr>
                 <w:rFonts w:hint="default" w:ascii="Times New Roman" w:hAnsi="Times New Roman" w:eastAsia="Calibri" w:cs="Times New Roman"/>
-                <w:b w:val="0"/>
-                <w:bCs/>
-                <w:sz w:val="26"/>
-                <w:szCs w:val="26"/>
-              </w:rPr>
-            </w:pPr>
-            <w:r>
-              <w:rPr>
-                <w:rFonts w:hint="default" w:ascii="Times New Roman" w:hAnsi="Times New Roman" w:eastAsia="Calibri" w:cs="Times New Roman"/>
-                <w:b w:val="0"/>
-                <w:bCs/>
+                <w:b/>
+                <w:bCs w:val="0"/>
+                <w:sz w:val="26"/>
+                <w:szCs w:val="26"/>
+              </w:rPr>
+            </w:pPr>
+            <w:r>
+              <w:rPr>
+                <w:rFonts w:hint="default" w:ascii="Times New Roman" w:hAnsi="Times New Roman" w:eastAsia="Calibri" w:cs="Times New Roman"/>
+                <w:b/>
+                <w:bCs w:val="0"/>
                 <w:sz w:val="26"/>
                 <w:szCs w:val="26"/>
               </w:rPr>
@@ -1560,17 +1560,17 @@
               <w:jc w:val="center"/>
               <w:rPr>
                 <w:rFonts w:hint="default" w:ascii="Times New Roman" w:hAnsi="Times New Roman" w:eastAsia="Calibri" w:cs="Times New Roman"/>
-                <w:b w:val="0"/>
-                <w:bCs/>
-                <w:sz w:val="26"/>
-                <w:szCs w:val="26"/>
-              </w:rPr>
-            </w:pPr>
-            <w:r>
-              <w:rPr>
-                <w:rFonts w:hint="default" w:ascii="Times New Roman" w:hAnsi="Times New Roman" w:eastAsia="Calibri" w:cs="Times New Roman"/>
-                <w:b w:val="0"/>
-                <w:bCs/>
+                <w:b/>
+                <w:bCs w:val="0"/>
+                <w:sz w:val="26"/>
+                <w:szCs w:val="26"/>
+              </w:rPr>
+            </w:pPr>
+            <w:r>
+              <w:rPr>
+                <w:rFonts w:hint="default" w:ascii="Times New Roman" w:hAnsi="Times New Roman" w:eastAsia="Calibri" w:cs="Times New Roman"/>
+                <w:b/>
+                <w:bCs w:val="0"/>
                 <w:sz w:val="26"/>
                 <w:szCs w:val="26"/>
               </w:rPr>
@@ -1682,17 +1682,17 @@
               <w:jc w:val="center"/>
               <w:rPr>
                 <w:rFonts w:hint="default" w:ascii="Times New Roman" w:hAnsi="Times New Roman" w:eastAsia="Calibri" w:cs="Times New Roman"/>
-                <w:b w:val="0"/>
-                <w:bCs/>
-                <w:sz w:val="26"/>
-                <w:szCs w:val="26"/>
-              </w:rPr>
-            </w:pPr>
-            <w:r>
-              <w:rPr>
-                <w:rFonts w:hint="default" w:ascii="Times New Roman" w:hAnsi="Times New Roman" w:eastAsia="Calibri" w:cs="Times New Roman"/>
-                <w:b w:val="0"/>
-                <w:bCs/>
+                <w:b/>
+                <w:bCs w:val="0"/>
+                <w:sz w:val="26"/>
+                <w:szCs w:val="26"/>
+              </w:rPr>
+            </w:pPr>
+            <w:r>
+              <w:rPr>
+                <w:rFonts w:hint="default" w:ascii="Times New Roman" w:hAnsi="Times New Roman" w:eastAsia="Calibri" w:cs="Times New Roman"/>
+                <w:b/>
+                <w:bCs w:val="0"/>
                 <w:sz w:val="26"/>
                 <w:szCs w:val="26"/>
               </w:rPr>
@@ -1857,17 +1857,17 @@
               <w:jc w:val="center"/>
               <w:rPr>
                 <w:rFonts w:hint="default" w:ascii="Times New Roman" w:hAnsi="Times New Roman" w:eastAsia="Calibri" w:cs="Times New Roman"/>
-                <w:b w:val="0"/>
-                <w:bCs/>
-                <w:sz w:val="26"/>
-                <w:szCs w:val="26"/>
-              </w:rPr>
-            </w:pPr>
-            <w:r>
-              <w:rPr>
-                <w:rFonts w:hint="default" w:ascii="Times New Roman" w:hAnsi="Times New Roman" w:eastAsia="Calibri" w:cs="Times New Roman"/>
-                <w:b w:val="0"/>
-                <w:bCs/>
+                <w:b/>
+                <w:bCs w:val="0"/>
+                <w:sz w:val="26"/>
+                <w:szCs w:val="26"/>
+              </w:rPr>
+            </w:pPr>
+            <w:r>
+              <w:rPr>
+                <w:rFonts w:hint="default" w:ascii="Times New Roman" w:hAnsi="Times New Roman" w:eastAsia="Calibri" w:cs="Times New Roman"/>
+                <w:b/>
+                <w:bCs w:val="0"/>
                 <w:sz w:val="26"/>
                 <w:szCs w:val="26"/>
               </w:rPr>
@@ -2587,8 +2587,8 @@
         </w:tblCellMar>
       </w:tblPr>
       <w:tblGrid>
-        <w:gridCol w:w="2396"/>
-        <w:gridCol w:w="6892"/>
+        <w:gridCol w:w="2395"/>
+        <w:gridCol w:w="6893"/>
       </w:tblGrid>
       <w:tr>
         <w:tblPrEx>
@@ -2656,13 +2656,55 @@
             </w:pPr>
             <w:r>
               <w:rPr>
-                <w:rFonts w:hint="default" w:ascii="Times New Roman" w:hAnsi="Times New Roman" w:cs="Times New Roman"/>
-                <w:b w:val="0"/>
-                <w:bCs/>
-                <w:sz w:val="26"/>
-                <w:szCs w:val="26"/>
-              </w:rPr>
-              <w:t>Xây dựng hệ thống quản lý và kiểm duyệt văn bản tích hợp chữ ký kỹ thuật số RSA</w:t>
+                <w:rFonts w:hint="default" w:ascii="Times New Roman" w:hAnsi="Times New Roman" w:eastAsia="Times New Roman" w:cs="Times New Roman"/>
+                <w:b w:val="0"/>
+                <w:bCs w:val="0"/>
+                <w:sz w:val="26"/>
+                <w:szCs w:val="26"/>
+              </w:rPr>
+              <w:t>Xây dựng LearningHub</w:t>
+            </w:r>
+            <w:r>
+              <w:rPr>
+                <w:rFonts w:hint="default" w:eastAsia="Times New Roman" w:cs="Times New Roman"/>
+                <w:b w:val="0"/>
+                <w:bCs w:val="0"/>
+                <w:sz w:val="26"/>
+                <w:szCs w:val="26"/>
+                <w:lang w:val="vi-VN"/>
+              </w:rPr>
+              <w:t xml:space="preserve"> -- N</w:t>
+            </w:r>
+            <w:r>
+              <w:rPr>
+                <w:rFonts w:hint="default" w:ascii="Times New Roman" w:hAnsi="Times New Roman" w:eastAsia="Times New Roman" w:cs="Times New Roman"/>
+                <w:b w:val="0"/>
+                <w:bCs w:val="0"/>
+                <w:sz w:val="26"/>
+                <w:szCs w:val="26"/>
+              </w:rPr>
+              <w:t>ền tảng quản l</w:t>
+            </w:r>
+            <w:r>
+              <w:rPr>
+                <w:rFonts w:hint="default" w:ascii="Times New Roman" w:hAnsi="Times New Roman" w:eastAsia="Times New Roman" w:cs="Times New Roman"/>
+                <w:b w:val="0"/>
+                <w:bCs w:val="0"/>
+                <w:sz w:val="26"/>
+                <w:szCs w:val="26"/>
+                <w:lang w:val="vi-VN"/>
+              </w:rPr>
+              <w:t>ý</w:t>
+            </w:r>
+            <w:r>
+              <w:rPr>
+                <w:rFonts w:hint="default" w:ascii="Times New Roman" w:hAnsi="Times New Roman" w:eastAsia="Times New Roman" w:cs="Times New Roman"/>
+                <w:b w:val="0"/>
+                <w:bCs w:val="0"/>
+                <w:sz w:val="26"/>
+                <w:szCs w:val="26"/>
+              </w:rPr>
+              <w:t xml:space="preserve"> đào tạo thông minh tích hợp Chatbot AI</w:t>
             </w:r>
           </w:p>
         </w:tc>
@@ -3124,7 +3166,7 @@
                 <w:szCs w:val="26"/>
                 <w:lang w:val="en-US"/>
               </w:rPr>
-              <w:t>1</w:t>
+              <w:t>20</w:t>
             </w:r>
             <w:r>
               <w:rPr>
@@ -3135,7 +3177,7 @@
                 <w:szCs w:val="26"/>
                 <w:lang w:val="vi-VN"/>
               </w:rPr>
-              <w:t>0/</w:t>
+              <w:t>/</w:t>
             </w:r>
             <w:r>
               <w:rPr>
@@ -3146,7 +3188,7 @@
                 <w:szCs w:val="26"/>
                 <w:lang w:val="en-US"/>
               </w:rPr>
-              <w:t>4</w:t>
+              <w:t>04</w:t>
             </w:r>
             <w:r>
               <w:rPr>
@@ -3306,8 +3348,10 @@
                 <w:szCs w:val="26"/>
                 <w:lang w:val="en-US"/>
               </w:rPr>
-              <w:t>1</w:t>
-            </w:r>
+              <w:t>2</w:t>
+            </w:r>
+            <w:bookmarkStart w:id="0" w:name="_GoBack"/>
+            <w:bookmarkEnd w:id="0"/>
             <w:r>
               <w:rPr>
                 <w:rFonts w:hint="default" w:ascii="Times New Roman" w:hAnsi="Times New Roman" w:cs="Times New Roman"/>
@@ -3328,7 +3372,7 @@
                 <w:szCs w:val="26"/>
                 <w:lang w:val="en-US"/>
               </w:rPr>
-              <w:t>4</w:t>
+              <w:t>04</w:t>
             </w:r>
             <w:r>
               <w:rPr>
@@ -3434,7 +3478,7 @@
         <w:tc>
           <w:tcPr>
             <w:tcW w:w="3085" w:type="dxa"/>
-            <w:shd w:val="clear"/>
+            <w:shd w:val="clear" w:color="auto" w:fill="auto"/>
             <w:vAlign w:val="top"/>
           </w:tcPr>
           <w:p>
@@ -3465,7 +3509,7 @@
         <w:tc>
           <w:tcPr>
             <w:tcW w:w="1589" w:type="dxa"/>
-            <w:shd w:val="clear"/>
+            <w:shd w:val="clear" w:color="auto" w:fill="auto"/>
             <w:vAlign w:val="top"/>
           </w:tcPr>
           <w:p>
@@ -3489,7 +3533,7 @@
                 <w:szCs w:val="26"/>
                 <w:lang w:val="en-US"/>
               </w:rPr>
-              <w:t>1</w:t>
+              <w:t>2</w:t>
             </w:r>
             <w:r>
               <w:rPr>
@@ -3511,7 +3555,7 @@
                 <w:szCs w:val="26"/>
                 <w:lang w:val="en-US"/>
               </w:rPr>
-              <w:t>4</w:t>
+              <w:t>04</w:t>
             </w:r>
             <w:r>
               <w:rPr>
@@ -3529,7 +3573,7 @@
         <w:tc>
           <w:tcPr>
             <w:tcW w:w="2196" w:type="dxa"/>
-            <w:shd w:val="clear"/>
+            <w:shd w:val="clear" w:color="auto" w:fill="auto"/>
             <w:vAlign w:val="top"/>
           </w:tcPr>
           <w:p>
@@ -8144,19 +8188,7 @@
           <w:sz w:val="26"/>
           <w:szCs w:val="26"/>
         </w:rPr>
-        <w:t>Khó khăn trong</w:t>
-      </w:r>
-      <w:bookmarkStart w:id="0" w:name="_GoBack"/>
-      <w:bookmarkEnd w:id="0"/>
-      <w:r>
-        <w:rPr>
-          <w:rFonts w:hint="default" w:ascii="Times New Roman" w:hAnsi="Times New Roman" w:cs="Times New Roman"/>
-          <w:b w:val="0"/>
-          <w:bCs/>
-          <w:sz w:val="26"/>
-          <w:szCs w:val="26"/>
-        </w:rPr>
-        <w:t xml:space="preserve"> việc cân bằng workload giữa các thành viên.</w:t>
+        <w:t>Khó khăn trong việc cân bằng workload giữa các thành viên.</w:t>
       </w:r>
     </w:p>
     <w:p>
@@ -9804,7 +9836,7 @@
     <w:lsdException w:uiPriority="99" w:name="index 7"/>
     <w:lsdException w:uiPriority="99" w:name="index 8"/>
     <w:lsdException w:uiPriority="99" w:name="index 9"/>
-    <w:lsdException w:uiPriority="39" w:semiHidden="0" w:name="toc 1"/>
+    <w:lsdException w:qFormat="1" w:uiPriority="39" w:semiHidden="0" w:name="toc 1"/>
     <w:lsdException w:qFormat="1" w:uiPriority="39" w:semiHidden="0" w:name="toc 2"/>
     <w:lsdException w:uiPriority="39" w:name="toc 3"/>
     <w:lsdException w:uiPriority="39" w:name="toc 4"/>
@@ -9817,7 +9849,7 @@
     <w:lsdException w:uiPriority="99" w:name="footnote text"/>
     <w:lsdException w:uiPriority="99" w:name="annotation text"/>
     <w:lsdException w:qFormat="1" w:uiPriority="99" w:semiHidden="0" w:name="header"/>
-    <w:lsdException w:uiPriority="99" w:semiHidden="0" w:name="footer"/>
+    <w:lsdException w:qFormat="1" w:uiPriority="99" w:semiHidden="0" w:name="footer"/>
     <w:lsdException w:uiPriority="99" w:name="index heading"/>
     <w:lsdException w:qFormat="1" w:uiPriority="35" w:name="caption"/>
     <w:lsdException w:uiPriority="99" w:name="table of figures"/>
@@ -9888,7 +9920,7 @@
     <w:lsdException w:uiPriority="99" w:name="HTML Sample"/>
     <w:lsdException w:uiPriority="99" w:name="HTML Typewriter"/>
     <w:lsdException w:uiPriority="99" w:name="HTML Variable"/>
-    <w:lsdException w:uiPriority="99" w:name="Normal Table"/>
+    <w:lsdException w:qFormat="1" w:uiPriority="99" w:name="Normal Table"/>
     <w:lsdException w:uiPriority="99" w:name="annotation subject"/>
     <w:lsdException w:uiPriority="99" w:name="Table Simple 1"/>
     <w:lsdException w:uiPriority="99" w:name="Table Simple 2"/>
@@ -10144,6 +10176,7 @@
     <w:name w:val="Normal Table"/>
     <w:semiHidden/>
     <w:unhideWhenUsed/>
+    <w:qFormat/>
     <w:uiPriority w:val="99"/>
     <w:tblPr>
       <w:tblCellMar>
@@ -10176,6 +10209,7 @@
     <w:basedOn w:val="1"/>
     <w:link w:val="21"/>
     <w:unhideWhenUsed/>
+    <w:qFormat/>
     <w:uiPriority w:val="99"/>
     <w:pPr>
       <w:tabs>
@@ -10250,6 +10284,7 @@
     <w:next w:val="1"/>
     <w:autoRedefine/>
     <w:unhideWhenUsed/>
+    <w:qFormat/>
     <w:uiPriority w:val="39"/>
     <w:pPr>
       <w:tabs>
@@ -10290,6 +10325,7 @@
     <w:name w:val="Heading 1 Char"/>
     <w:basedOn w:val="6"/>
     <w:link w:val="2"/>
+    <w:qFormat/>
     <w:uiPriority w:val="9"/>
     <w:rPr>
       <w:rFonts w:asciiTheme="majorHAnsi" w:hAnsiTheme="majorHAnsi" w:eastAsiaTheme="majorEastAsia" w:cstheme="majorBidi"/>
